--- a/ReportWebSite/Reports1NF/Templates/Лист_щодо_продовження.docx
+++ b/ReportWebSite/Reports1NF/Templates/Лист_щодо_продовження.docx
@@ -1,6 +1,6 @@
 
 <file path=word/document.xml><?xml version="1.0" encoding="utf-8"?>
-<w:document xmlns:wpc="http://schemas.microsoft.com/office/word/2010/wordprocessingCanvas" xmlns:cx="http://schemas.microsoft.com/office/drawing/2014/chartex" xmlns:cx1="http://schemas.microsoft.com/office/drawing/2015/9/8/chartex" xmlns:cx2="http://schemas.microsoft.com/office/drawing/2015/10/21/chartex" xmlns:cx3="http://schemas.microsoft.com/office/drawing/2016/5/9/chartex" xmlns:cx4="http://schemas.microsoft.com/office/drawing/2016/5/10/chartex" xmlns:cx5="http://schemas.microsoft.com/office/drawing/2016/5/11/chartex" xmlns:cx6="http://schemas.microsoft.com/office/drawing/2016/5/12/chartex" xmlns:cx7="http://schemas.microsoft.com/office/drawing/2016/5/13/chartex" xmlns:cx8="http://schemas.microsoft.com/office/drawing/2016/5/14/chartex" xmlns:mc="http://schemas.openxmlformats.org/markup-compatibility/2006" xmlns:aink="http://schemas.microsoft.com/office/drawing/2016/ink" xmlns:am3d="http://schemas.microsoft.com/office/drawing/2017/model3d" xmlns:o="urn:schemas-microsoft-com:office:office" xmlns:oel="http://schemas.microsoft.com/office/2019/extlst" xmlns:r="http://schemas.openxmlformats.org/officeDocument/2006/relationships" xmlns:m="http://schemas.openxmlformats.org/officeDocument/2006/math" xmlns:v="urn:schemas-microsoft-com:vml" xmlns:wp14="http://schemas.microsoft.com/office/word/2010/wordprocessingDrawing" xmlns:wp="http://schemas.openxmlformats.org/drawingml/2006/wordprocessingDrawing" xmlns:w10="urn:schemas-microsoft-com:office:word" xmlns:w="http://schemas.openxmlformats.org/wordprocessingml/2006/main" xmlns:w14="http://schemas.microsoft.com/office/word/2010/wordml" xmlns:w15="http://schemas.microsoft.com/office/word/2012/wordml" xmlns:w16cex="http://schemas.microsoft.com/office/word/2018/wordml/cex" xmlns:w16cid="http://schemas.microsoft.com/office/word/2016/wordml/cid" xmlns:w16="http://schemas.microsoft.com/office/word/2018/wordml" xmlns:w16du="http://schemas.microsoft.com/office/word/2023/wordml/word16du" xmlns:w16sdtdh="http://schemas.microsoft.com/office/word/2020/wordml/sdtdatahash" xmlns:w16se="http://schemas.microsoft.com/office/word/2015/wordml/symex" xmlns:wpg="http://schemas.microsoft.com/office/word/2010/wordprocessingGroup" xmlns:wpi="http://schemas.microsoft.com/office/word/2010/wordprocessingInk" xmlns:wne="http://schemas.microsoft.com/office/word/2006/wordml" xmlns:wps="http://schemas.microsoft.com/office/word/2010/wordprocessingShape" mc:Ignorable="w14 w15 w16se w16cid w16 w16cex w16sdtdh w16du wp14">
+<w:document xmlns:wpc="http://schemas.microsoft.com/office/word/2010/wordprocessingCanvas" xmlns:cx="http://schemas.microsoft.com/office/drawing/2014/chartex" xmlns:cx1="http://schemas.microsoft.com/office/drawing/2015/9/8/chartex" xmlns:cx2="http://schemas.microsoft.com/office/drawing/2015/10/21/chartex" xmlns:cx3="http://schemas.microsoft.com/office/drawing/2016/5/9/chartex" xmlns:cx4="http://schemas.microsoft.com/office/drawing/2016/5/10/chartex" xmlns:cx5="http://schemas.microsoft.com/office/drawing/2016/5/11/chartex" xmlns:cx6="http://schemas.microsoft.com/office/drawing/2016/5/12/chartex" xmlns:cx7="http://schemas.microsoft.com/office/drawing/2016/5/13/chartex" xmlns:cx8="http://schemas.microsoft.com/office/drawing/2016/5/14/chartex" xmlns:mc="http://schemas.openxmlformats.org/markup-compatibility/2006" xmlns:aink="http://schemas.microsoft.com/office/drawing/2016/ink" xmlns:am3d="http://schemas.microsoft.com/office/drawing/2017/model3d" xmlns:o="urn:schemas-microsoft-com:office:office" xmlns:oel="http://schemas.microsoft.com/office/2019/extlst" xmlns:r="http://schemas.openxmlformats.org/officeDocument/2006/relationships" xmlns:m="http://schemas.openxmlformats.org/officeDocument/2006/math" xmlns:v="urn:schemas-microsoft-com:vml" xmlns:wp14="http://schemas.microsoft.com/office/word/2010/wordprocessingDrawing" xmlns:wp="http://schemas.openxmlformats.org/drawingml/2006/wordprocessingDrawing" xmlns:w10="urn:schemas-microsoft-com:office:word" xmlns:w="http://schemas.openxmlformats.org/wordprocessingml/2006/main" xmlns:w14="http://schemas.microsoft.com/office/word/2010/wordml" xmlns:w15="http://schemas.microsoft.com/office/word/2012/wordml" xmlns:w16cex="http://schemas.microsoft.com/office/word/2018/wordml/cex" xmlns:w16cid="http://schemas.microsoft.com/office/word/2016/wordml/cid" xmlns:w16="http://schemas.microsoft.com/office/word/2018/wordml" xmlns:w16du="http://schemas.microsoft.com/office/word/2023/wordml/word16du" xmlns:w16sdtdh="http://schemas.microsoft.com/office/word/2020/wordml/sdtdatahash" xmlns:w16sdtfl="http://schemas.microsoft.com/office/word/2024/wordml/sdtformatlock" xmlns:w16se="http://schemas.microsoft.com/office/word/2015/wordml/symex" xmlns:wpg="http://schemas.microsoft.com/office/word/2010/wordprocessingGroup" xmlns:wpi="http://schemas.microsoft.com/office/word/2010/wordprocessingInk" xmlns:wne="http://schemas.microsoft.com/office/word/2006/wordml" xmlns:wps="http://schemas.microsoft.com/office/word/2010/wordprocessingShape" mc:Ignorable="w14 w15 w16se w16cid w16 w16cex w16sdtdh w16sdtfl w16du wp14">
   <w:body>
     <w:p>
       <w:pPr>
@@ -13,7 +13,7 @@
         <w:rPr>
           <w:lang w:val="uk-UA"/>
         </w:rPr>
-        <w:object w:dxaOrig="788" w:dyaOrig="1096" w14:anchorId="4695D11A">
+        <w:object w:dxaOrig="788" w:dyaOrig="1096" w14:anchorId="66B946DA">
           <v:shapetype id="_x0000_t75" coordsize="21600,21600" o:spt="75" o:preferrelative="t" path="m@4@5l@4@11@9@11@9@5xe" filled="f" stroked="f">
             <v:stroke joinstyle="miter"/>
             <v:formulas>
@@ -33,10 +33,10 @@
             <v:path o:extrusionok="f" gradientshapeok="t" o:connecttype="rect"/>
             <o:lock v:ext="edit" aspectratio="t"/>
           </v:shapetype>
-          <v:shape id="_x0000_i1025" type="#_x0000_t75" style="width:39.2pt;height:53.75pt" o:ole="">
+          <v:shape id="_x0000_i1025" type="#_x0000_t75" style="width:38.8pt;height:53.85pt" o:ole="">
             <v:imagedata r:id="rId8" o:title=""/>
           </v:shape>
-          <o:OLEObject Type="Embed" ProgID="CorelDRAW.Graphic.13" ShapeID="_x0000_i1025" DrawAspect="Content" ObjectID="_1782408643" r:id="rId9"/>
+          <o:OLEObject Type="Embed" ProgID="CorelDRAW.Graphic.13" ShapeID="_x0000_i1025" DrawAspect="Content" ObjectID="_1801618461" r:id="rId9"/>
         </w:object>
       </w:r>
     </w:p>
@@ -359,7 +359,7 @@
         <mc:AlternateContent>
           <mc:Choice Requires="wps">
             <w:drawing>
-              <wp:anchor distT="4294967291" distB="4294967291" distL="114300" distR="114300" simplePos="0" relativeHeight="251659264" behindDoc="0" locked="0" layoutInCell="0" allowOverlap="1" wp14:anchorId="2BD2871B" wp14:editId="3296593D">
+              <wp:anchor distT="4294967291" distB="4294967291" distL="114300" distR="114300" simplePos="0" relativeHeight="251659264" behindDoc="0" locked="0" layoutInCell="0" allowOverlap="1" wp14:anchorId="575804B4" wp14:editId="51554034">
                 <wp:simplePos x="0" y="0"/>
                 <wp:positionH relativeFrom="column">
                   <wp:posOffset>15240</wp:posOffset>
@@ -370,7 +370,7 @@
                 <wp:extent cx="5905500" cy="0"/>
                 <wp:effectExtent l="0" t="19050" r="38100" b="38100"/>
                 <wp:wrapNone/>
-                <wp:docPr id="1" name="Прямая соединительная линия 1"/>
+                <wp:docPr id="2" name="Прямая соединительная линия 2"/>
                 <wp:cNvGraphicFramePr>
                   <a:graphicFrameLocks xmlns:a="http://schemas.openxmlformats.org/drawingml/2006/main"/>
                 </wp:cNvGraphicFramePr>
@@ -413,7 +413,7 @@
           </mc:Choice>
           <mc:Fallback>
             <w:pict>
-              <v:line w14:anchorId="2E15AE2C" id="Прямая соединительная линия 1" o:spid="_x0000_s1026" style="position:absolute;z-index:251659264;visibility:visible;mso-wrap-style:square;mso-width-percent:0;mso-height-percent:0;mso-wrap-distance-left:9pt;mso-wrap-distance-top:-1e-4mm;mso-wrap-distance-right:9pt;mso-wrap-distance-bottom:-1e-4mm;mso-position-horizontal:absolute;mso-position-horizontal-relative:text;mso-position-vertical:absolute;mso-position-vertical-relative:text;mso-width-percent:0;mso-height-percent:0;mso-width-relative:page;mso-height-relative:page" from="1.2pt,2.85pt" to="466.2pt,2.85pt" o:gfxdata="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" o:allowincell="f" strokeweight="4.5pt">
+              <v:line w14:anchorId="53F26104" id="Прямая соединительная линия 2" o:spid="_x0000_s1026" style="position:absolute;z-index:251659264;visibility:visible;mso-wrap-style:square;mso-width-percent:0;mso-height-percent:0;mso-wrap-distance-left:9pt;mso-wrap-distance-top:-1e-4mm;mso-wrap-distance-right:9pt;mso-wrap-distance-bottom:-1e-4mm;mso-position-horizontal:absolute;mso-position-horizontal-relative:text;mso-position-vertical:absolute;mso-position-vertical-relative:text;mso-width-percent:0;mso-height-percent:0;mso-width-relative:page;mso-height-relative:page" from="1.2pt,2.85pt" to="466.2pt,2.85pt" o:gfxdata="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" o:allowincell="f" strokeweight="4.5pt">
                 <v:stroke linestyle="thickThin"/>
               </v:line>
             </w:pict>
@@ -425,15 +425,15 @@
       <w:pPr>
         <w:ind w:left="4950"/>
         <w:rPr>
-          <w:sz w:val="27"/>
-          <w:szCs w:val="27"/>
-          <w:lang w:val="uk-UA"/>
-        </w:rPr>
-      </w:pPr>
-      <w:r>
-        <w:rPr>
-          <w:sz w:val="27"/>
-          <w:szCs w:val="27"/>
+          <w:sz w:val="28"/>
+          <w:szCs w:val="28"/>
+          <w:lang w:val="uk-UA"/>
+        </w:rPr>
+      </w:pPr>
+      <w:r>
+        <w:rPr>
+          <w:sz w:val="28"/>
+          <w:szCs w:val="28"/>
           <w:lang w:val="uk-UA"/>
         </w:rPr>
         <w:t>Постійна комісія Київради з питань власності та регуляторної політики</w:t>
@@ -902,8 +902,8 @@
             </w:pPr>
             <w:r>
               <w:rPr>
-                <w:sz w:val="27"/>
-                <w:szCs w:val="27"/>
+                <w:sz w:val="28"/>
+                <w:szCs w:val="28"/>
                 <w:lang w:val="uk-UA"/>
               </w:rPr>
               <w:t>Термін оренди</w:t>
@@ -1043,67 +1043,6 @@
           </w:p>
         </w:tc>
       </w:tr>
-      <w:tr>
-        <w:tc>
-          <w:tcPr>
-            <w:tcW w:w="2696" w:type="dxa"/>
-          </w:tcPr>
-          <w:p>
-            <w:pPr>
-              <w:jc w:val="both"/>
-              <w:rPr>
-                <w:color w:val="201F35"/>
-                <w:sz w:val="28"/>
-                <w:szCs w:val="28"/>
-                <w:lang w:val="uk-UA" w:eastAsia="uk-UA"/>
-              </w:rPr>
-            </w:pPr>
-            <w:r>
-              <w:rPr>
-                <w:rStyle w:val="spanrvts0"/>
-                <w:sz w:val="28"/>
-                <w:szCs w:val="28"/>
-                <w:lang w:val="uk" w:eastAsia="uk"/>
-              </w:rPr>
-              <w:t>Цільове використання</w:t>
-            </w:r>
-          </w:p>
-        </w:tc>
-        <w:tc>
-          <w:tcPr>
-            <w:tcW w:w="7051" w:type="dxa"/>
-          </w:tcPr>
-          <w:p>
-            <w:pPr>
-              <w:pStyle w:val="rvps2"/>
-              <w:spacing w:after="150"/>
-              <w:rPr>
-                <w:lang w:val="uk-UA"/>
-              </w:rPr>
-            </w:pPr>
-            <w:r>
-              <w:t>{</w:t>
-            </w:r>
-            <w:r>
-              <w:rPr>
-                <w:rStyle w:val="spanrvts0"/>
-                <w:b/>
-                <w:i/>
-                <w:lang w:val="uk" w:eastAsia="uk"/>
-              </w:rPr>
-              <w:t>Цільове використання</w:t>
-            </w:r>
-            <w:r>
-              <w:rPr>
-                <w:rStyle w:val="spanrvts0"/>
-                <w:szCs w:val="28"/>
-                <w:lang w:eastAsia="uk"/>
-              </w:rPr>
-              <w:t>}</w:t>
-            </w:r>
-          </w:p>
-        </w:tc>
-      </w:tr>
     </w:tbl>
     <w:p>
       <w:pPr>
@@ -1126,11 +1065,19 @@
       </w:pPr>
       <w:r>
         <w:rPr>
+          <w:sz w:val="28"/>
+          <w:szCs w:val="28"/>
+          <w:lang w:val="uk-UA"/>
+        </w:rPr>
+        <w:t>Рішенням Київської міської ради від 23.07.2020 №50/9129 постійною комісією Київської міської ради з питань власності та регуляторної політики (далі</w:t>
+      </w:r>
+      <w:r>
+        <w:rPr>
           <w:sz w:val="27"/>
           <w:szCs w:val="27"/>
           <w:lang w:val="uk-UA"/>
         </w:rPr>
-        <w:t xml:space="preserve">Рішенням Київської міської ради від 23.07.2020 №50/9129 постійною комісією Київської міської ради з питань власності та регуляторної політики (далі </w:t>
+        <w:t xml:space="preserve"> </w:t>
       </w:r>
       <w:r>
         <w:rPr>
@@ -1147,7 +1094,17 @@
           <w:szCs w:val="28"/>
           <w:lang w:val="uk-UA"/>
         </w:rPr>
-        <w:t xml:space="preserve">продовження договорів оренди </w:t>
+        <w:t xml:space="preserve">продовження договорів </w:t>
+      </w:r>
+      <w:r>
+        <w:rPr>
+          <w:color w:val="293A55"/>
+          <w:sz w:val="28"/>
+          <w:szCs w:val="28"/>
+          <w:lang w:val="uk-UA"/>
+        </w:rPr>
+        <w:lastRenderedPageBreak/>
+        <w:t xml:space="preserve">оренди </w:t>
       </w:r>
       <w:r>
         <w:rPr>
@@ -1382,6 +1339,20 @@
         </w:rPr>
         <w:t>Спр. 19 на №062/333</w:t>
       </w:r>
+    </w:p>
+    <w:p>
+      <w:pPr>
+        <w:rPr>
+          <w:lang w:val="uk-UA"/>
+        </w:rPr>
+      </w:pPr>
+    </w:p>
+    <w:p>
+      <w:pPr>
+        <w:rPr>
+          <w:lang w:val="uk-UA"/>
+        </w:rPr>
+      </w:pPr>
     </w:p>
     <w:p>
       <w:pPr>
@@ -1402,7 +1373,7 @@
 </file>
 
 <file path=word/endnotes.xml><?xml version="1.0" encoding="utf-8"?>
-<w:endnotes xmlns:wpc="http://schemas.microsoft.com/office/word/2010/wordprocessingCanvas" xmlns:cx="http://schemas.microsoft.com/office/drawing/2014/chartex" xmlns:cx1="http://schemas.microsoft.com/office/drawing/2015/9/8/chartex" xmlns:cx2="http://schemas.microsoft.com/office/drawing/2015/10/21/chartex" xmlns:cx3="http://schemas.microsoft.com/office/drawing/2016/5/9/chartex" xmlns:cx4="http://schemas.microsoft.com/office/drawing/2016/5/10/chartex" xmlns:cx5="http://schemas.microsoft.com/office/drawing/2016/5/11/chartex" xmlns:cx6="http://schemas.microsoft.com/office/drawing/2016/5/12/chartex" xmlns:cx7="http://schemas.microsoft.com/office/drawing/2016/5/13/chartex" xmlns:cx8="http://schemas.microsoft.com/office/drawing/2016/5/14/chartex" xmlns:mc="http://schemas.openxmlformats.org/markup-compatibility/2006" xmlns:aink="http://schemas.microsoft.com/office/drawing/2016/ink" xmlns:am3d="http://schemas.microsoft.com/office/drawing/2017/model3d" xmlns:o="urn:schemas-microsoft-com:office:office" xmlns:oel="http://schemas.microsoft.com/office/2019/extlst" xmlns:r="http://schemas.openxmlformats.org/officeDocument/2006/relationships" xmlns:m="http://schemas.openxmlformats.org/officeDocument/2006/math" xmlns:v="urn:schemas-microsoft-com:vml" xmlns:wp14="http://schemas.microsoft.com/office/word/2010/wordprocessingDrawing" xmlns:wp="http://schemas.openxmlformats.org/drawingml/2006/wordprocessingDrawing" xmlns:w10="urn:schemas-microsoft-com:office:word" xmlns:w="http://schemas.openxmlformats.org/wordprocessingml/2006/main" xmlns:w14="http://schemas.microsoft.com/office/word/2010/wordml" xmlns:w15="http://schemas.microsoft.com/office/word/2012/wordml" xmlns:w16cex="http://schemas.microsoft.com/office/word/2018/wordml/cex" xmlns:w16cid="http://schemas.microsoft.com/office/word/2016/wordml/cid" xmlns:w16="http://schemas.microsoft.com/office/word/2018/wordml" xmlns:w16du="http://schemas.microsoft.com/office/word/2023/wordml/word16du" xmlns:w16sdtdh="http://schemas.microsoft.com/office/word/2020/wordml/sdtdatahash" xmlns:w16se="http://schemas.microsoft.com/office/word/2015/wordml/symex" xmlns:wpg="http://schemas.microsoft.com/office/word/2010/wordprocessingGroup" xmlns:wpi="http://schemas.microsoft.com/office/word/2010/wordprocessingInk" xmlns:wne="http://schemas.microsoft.com/office/word/2006/wordml" xmlns:wps="http://schemas.microsoft.com/office/word/2010/wordprocessingShape" mc:Ignorable="w14 w15 w16se w16cid w16 w16cex w16sdtdh w16du wp14">
+<w:endnotes xmlns:wpc="http://schemas.microsoft.com/office/word/2010/wordprocessingCanvas" xmlns:cx="http://schemas.microsoft.com/office/drawing/2014/chartex" xmlns:cx1="http://schemas.microsoft.com/office/drawing/2015/9/8/chartex" xmlns:cx2="http://schemas.microsoft.com/office/drawing/2015/10/21/chartex" xmlns:cx3="http://schemas.microsoft.com/office/drawing/2016/5/9/chartex" xmlns:cx4="http://schemas.microsoft.com/office/drawing/2016/5/10/chartex" xmlns:cx5="http://schemas.microsoft.com/office/drawing/2016/5/11/chartex" xmlns:cx6="http://schemas.microsoft.com/office/drawing/2016/5/12/chartex" xmlns:cx7="http://schemas.microsoft.com/office/drawing/2016/5/13/chartex" xmlns:cx8="http://schemas.microsoft.com/office/drawing/2016/5/14/chartex" xmlns:mc="http://schemas.openxmlformats.org/markup-compatibility/2006" xmlns:aink="http://schemas.microsoft.com/office/drawing/2016/ink" xmlns:am3d="http://schemas.microsoft.com/office/drawing/2017/model3d" xmlns:o="urn:schemas-microsoft-com:office:office" xmlns:oel="http://schemas.microsoft.com/office/2019/extlst" xmlns:r="http://schemas.openxmlformats.org/officeDocument/2006/relationships" xmlns:m="http://schemas.openxmlformats.org/officeDocument/2006/math" xmlns:v="urn:schemas-microsoft-com:vml" xmlns:wp14="http://schemas.microsoft.com/office/word/2010/wordprocessingDrawing" xmlns:wp="http://schemas.openxmlformats.org/drawingml/2006/wordprocessingDrawing" xmlns:w10="urn:schemas-microsoft-com:office:word" xmlns:w="http://schemas.openxmlformats.org/wordprocessingml/2006/main" xmlns:w14="http://schemas.microsoft.com/office/word/2010/wordml" xmlns:w15="http://schemas.microsoft.com/office/word/2012/wordml" xmlns:w16cex="http://schemas.microsoft.com/office/word/2018/wordml/cex" xmlns:w16cid="http://schemas.microsoft.com/office/word/2016/wordml/cid" xmlns:w16="http://schemas.microsoft.com/office/word/2018/wordml" xmlns:w16du="http://schemas.microsoft.com/office/word/2023/wordml/word16du" xmlns:w16sdtdh="http://schemas.microsoft.com/office/word/2020/wordml/sdtdatahash" xmlns:w16sdtfl="http://schemas.microsoft.com/office/word/2024/wordml/sdtformatlock" xmlns:w16se="http://schemas.microsoft.com/office/word/2015/wordml/symex" xmlns:wpg="http://schemas.microsoft.com/office/word/2010/wordprocessingGroup" xmlns:wpi="http://schemas.microsoft.com/office/word/2010/wordprocessingInk" xmlns:wne="http://schemas.microsoft.com/office/word/2006/wordml" xmlns:wps="http://schemas.microsoft.com/office/word/2010/wordprocessingShape" mc:Ignorable="w14 w15 w16se w16cid w16 w16cex w16sdtdh w16sdtfl w16du wp14">
   <w:endnote w:type="separator" w:id="-1">
     <w:p>
       <w:r>
@@ -1421,7 +1392,7 @@
 </file>
 
 <file path=word/footer1.xml><?xml version="1.0" encoding="utf-8"?>
-<w:ftr xmlns:wpc="http://schemas.microsoft.com/office/word/2010/wordprocessingCanvas" xmlns:cx="http://schemas.microsoft.com/office/drawing/2014/chartex" xmlns:cx1="http://schemas.microsoft.com/office/drawing/2015/9/8/chartex" xmlns:cx2="http://schemas.microsoft.com/office/drawing/2015/10/21/chartex" xmlns:cx3="http://schemas.microsoft.com/office/drawing/2016/5/9/chartex" xmlns:cx4="http://schemas.microsoft.com/office/drawing/2016/5/10/chartex" xmlns:cx5="http://schemas.microsoft.com/office/drawing/2016/5/11/chartex" xmlns:cx6="http://schemas.microsoft.com/office/drawing/2016/5/12/chartex" xmlns:cx7="http://schemas.microsoft.com/office/drawing/2016/5/13/chartex" xmlns:cx8="http://schemas.microsoft.com/office/drawing/2016/5/14/chartex" xmlns:mc="http://schemas.openxmlformats.org/markup-compatibility/2006" xmlns:aink="http://schemas.microsoft.com/office/drawing/2016/ink" xmlns:am3d="http://schemas.microsoft.com/office/drawing/2017/model3d" xmlns:o="urn:schemas-microsoft-com:office:office" xmlns:oel="http://schemas.microsoft.com/office/2019/extlst" xmlns:r="http://schemas.openxmlformats.org/officeDocument/2006/relationships" xmlns:m="http://schemas.openxmlformats.org/officeDocument/2006/math" xmlns:v="urn:schemas-microsoft-com:vml" xmlns:wp14="http://schemas.microsoft.com/office/word/2010/wordprocessingDrawing" xmlns:wp="http://schemas.openxmlformats.org/drawingml/2006/wordprocessingDrawing" xmlns:w10="urn:schemas-microsoft-com:office:word" xmlns:w="http://schemas.openxmlformats.org/wordprocessingml/2006/main" xmlns:w14="http://schemas.microsoft.com/office/word/2010/wordml" xmlns:w15="http://schemas.microsoft.com/office/word/2012/wordml" xmlns:w16cex="http://schemas.microsoft.com/office/word/2018/wordml/cex" xmlns:w16cid="http://schemas.microsoft.com/office/word/2016/wordml/cid" xmlns:w16="http://schemas.microsoft.com/office/word/2018/wordml" xmlns:w16du="http://schemas.microsoft.com/office/word/2023/wordml/word16du" xmlns:w16sdtdh="http://schemas.microsoft.com/office/word/2020/wordml/sdtdatahash" xmlns:w16se="http://schemas.microsoft.com/office/word/2015/wordml/symex" xmlns:wpg="http://schemas.microsoft.com/office/word/2010/wordprocessingGroup" xmlns:wpi="http://schemas.microsoft.com/office/word/2010/wordprocessingInk" xmlns:wne="http://schemas.microsoft.com/office/word/2006/wordml" xmlns:wps="http://schemas.microsoft.com/office/word/2010/wordprocessingShape" mc:Ignorable="w14 w15 w16se w16cid w16 w16cex w16sdtdh w16du wp14">
+<w:ftr xmlns:wpc="http://schemas.microsoft.com/office/word/2010/wordprocessingCanvas" xmlns:cx="http://schemas.microsoft.com/office/drawing/2014/chartex" xmlns:cx1="http://schemas.microsoft.com/office/drawing/2015/9/8/chartex" xmlns:cx2="http://schemas.microsoft.com/office/drawing/2015/10/21/chartex" xmlns:cx3="http://schemas.microsoft.com/office/drawing/2016/5/9/chartex" xmlns:cx4="http://schemas.microsoft.com/office/drawing/2016/5/10/chartex" xmlns:cx5="http://schemas.microsoft.com/office/drawing/2016/5/11/chartex" xmlns:cx6="http://schemas.microsoft.com/office/drawing/2016/5/12/chartex" xmlns:cx7="http://schemas.microsoft.com/office/drawing/2016/5/13/chartex" xmlns:cx8="http://schemas.microsoft.com/office/drawing/2016/5/14/chartex" xmlns:mc="http://schemas.openxmlformats.org/markup-compatibility/2006" xmlns:aink="http://schemas.microsoft.com/office/drawing/2016/ink" xmlns:am3d="http://schemas.microsoft.com/office/drawing/2017/model3d" xmlns:o="urn:schemas-microsoft-com:office:office" xmlns:oel="http://schemas.microsoft.com/office/2019/extlst" xmlns:r="http://schemas.openxmlformats.org/officeDocument/2006/relationships" xmlns:m="http://schemas.openxmlformats.org/officeDocument/2006/math" xmlns:v="urn:schemas-microsoft-com:vml" xmlns:wp14="http://schemas.microsoft.com/office/word/2010/wordprocessingDrawing" xmlns:wp="http://schemas.openxmlformats.org/drawingml/2006/wordprocessingDrawing" xmlns:w10="urn:schemas-microsoft-com:office:word" xmlns:w="http://schemas.openxmlformats.org/wordprocessingml/2006/main" xmlns:w14="http://schemas.microsoft.com/office/word/2010/wordml" xmlns:w15="http://schemas.microsoft.com/office/word/2012/wordml" xmlns:w16cex="http://schemas.microsoft.com/office/word/2018/wordml/cex" xmlns:w16cid="http://schemas.microsoft.com/office/word/2016/wordml/cid" xmlns:w16="http://schemas.microsoft.com/office/word/2018/wordml" xmlns:w16du="http://schemas.microsoft.com/office/word/2023/wordml/word16du" xmlns:w16sdtdh="http://schemas.microsoft.com/office/word/2020/wordml/sdtdatahash" xmlns:w16sdtfl="http://schemas.microsoft.com/office/word/2024/wordml/sdtformatlock" xmlns:w16se="http://schemas.microsoft.com/office/word/2015/wordml/symex" xmlns:wpg="http://schemas.microsoft.com/office/word/2010/wordprocessingGroup" xmlns:wpi="http://schemas.microsoft.com/office/word/2010/wordprocessingInk" xmlns:wne="http://schemas.microsoft.com/office/word/2006/wordml" xmlns:wps="http://schemas.microsoft.com/office/word/2010/wordprocessingShape" mc:Ignorable="w14 w15 w16se w16cid w16 w16cex w16sdtdh w16sdtfl w16du wp14">
   <w:p>
     <w:pPr>
       <w:pStyle w:val="Footer"/>
@@ -1438,7 +1409,7 @@
 </file>
 
 <file path=word/footnotes.xml><?xml version="1.0" encoding="utf-8"?>
-<w:footnotes xmlns:wpc="http://schemas.microsoft.com/office/word/2010/wordprocessingCanvas" xmlns:cx="http://schemas.microsoft.com/office/drawing/2014/chartex" xmlns:cx1="http://schemas.microsoft.com/office/drawing/2015/9/8/chartex" xmlns:cx2="http://schemas.microsoft.com/office/drawing/2015/10/21/chartex" xmlns:cx3="http://schemas.microsoft.com/office/drawing/2016/5/9/chartex" xmlns:cx4="http://schemas.microsoft.com/office/drawing/2016/5/10/chartex" xmlns:cx5="http://schemas.microsoft.com/office/drawing/2016/5/11/chartex" xmlns:cx6="http://schemas.microsoft.com/office/drawing/2016/5/12/chartex" xmlns:cx7="http://schemas.microsoft.com/office/drawing/2016/5/13/chartex" xmlns:cx8="http://schemas.microsoft.com/office/drawing/2016/5/14/chartex" xmlns:mc="http://schemas.openxmlformats.org/markup-compatibility/2006" xmlns:aink="http://schemas.microsoft.com/office/drawing/2016/ink" xmlns:am3d="http://schemas.microsoft.com/office/drawing/2017/model3d" xmlns:o="urn:schemas-microsoft-com:office:office" xmlns:oel="http://schemas.microsoft.com/office/2019/extlst" xmlns:r="http://schemas.openxmlformats.org/officeDocument/2006/relationships" xmlns:m="http://schemas.openxmlformats.org/officeDocument/2006/math" xmlns:v="urn:schemas-microsoft-com:vml" xmlns:wp14="http://schemas.microsoft.com/office/word/2010/wordprocessingDrawing" xmlns:wp="http://schemas.openxmlformats.org/drawingml/2006/wordprocessingDrawing" xmlns:w10="urn:schemas-microsoft-com:office:word" xmlns:w="http://schemas.openxmlformats.org/wordprocessingml/2006/main" xmlns:w14="http://schemas.microsoft.com/office/word/2010/wordml" xmlns:w15="http://schemas.microsoft.com/office/word/2012/wordml" xmlns:w16cex="http://schemas.microsoft.com/office/word/2018/wordml/cex" xmlns:w16cid="http://schemas.microsoft.com/office/word/2016/wordml/cid" xmlns:w16="http://schemas.microsoft.com/office/word/2018/wordml" xmlns:w16du="http://schemas.microsoft.com/office/word/2023/wordml/word16du" xmlns:w16sdtdh="http://schemas.microsoft.com/office/word/2020/wordml/sdtdatahash" xmlns:w16se="http://schemas.microsoft.com/office/word/2015/wordml/symex" xmlns:wpg="http://schemas.microsoft.com/office/word/2010/wordprocessingGroup" xmlns:wpi="http://schemas.microsoft.com/office/word/2010/wordprocessingInk" xmlns:wne="http://schemas.microsoft.com/office/word/2006/wordml" xmlns:wps="http://schemas.microsoft.com/office/word/2010/wordprocessingShape" mc:Ignorable="w14 w15 w16se w16cid w16 w16cex w16sdtdh w16du wp14">
+<w:footnotes xmlns:wpc="http://schemas.microsoft.com/office/word/2010/wordprocessingCanvas" xmlns:cx="http://schemas.microsoft.com/office/drawing/2014/chartex" xmlns:cx1="http://schemas.microsoft.com/office/drawing/2015/9/8/chartex" xmlns:cx2="http://schemas.microsoft.com/office/drawing/2015/10/21/chartex" xmlns:cx3="http://schemas.microsoft.com/office/drawing/2016/5/9/chartex" xmlns:cx4="http://schemas.microsoft.com/office/drawing/2016/5/10/chartex" xmlns:cx5="http://schemas.microsoft.com/office/drawing/2016/5/11/chartex" xmlns:cx6="http://schemas.microsoft.com/office/drawing/2016/5/12/chartex" xmlns:cx7="http://schemas.microsoft.com/office/drawing/2016/5/13/chartex" xmlns:cx8="http://schemas.microsoft.com/office/drawing/2016/5/14/chartex" xmlns:mc="http://schemas.openxmlformats.org/markup-compatibility/2006" xmlns:aink="http://schemas.microsoft.com/office/drawing/2016/ink" xmlns:am3d="http://schemas.microsoft.com/office/drawing/2017/model3d" xmlns:o="urn:schemas-microsoft-com:office:office" xmlns:oel="http://schemas.microsoft.com/office/2019/extlst" xmlns:r="http://schemas.openxmlformats.org/officeDocument/2006/relationships" xmlns:m="http://schemas.openxmlformats.org/officeDocument/2006/math" xmlns:v="urn:schemas-microsoft-com:vml" xmlns:wp14="http://schemas.microsoft.com/office/word/2010/wordprocessingDrawing" xmlns:wp="http://schemas.openxmlformats.org/drawingml/2006/wordprocessingDrawing" xmlns:w10="urn:schemas-microsoft-com:office:word" xmlns:w="http://schemas.openxmlformats.org/wordprocessingml/2006/main" xmlns:w14="http://schemas.microsoft.com/office/word/2010/wordml" xmlns:w15="http://schemas.microsoft.com/office/word/2012/wordml" xmlns:w16cex="http://schemas.microsoft.com/office/word/2018/wordml/cex" xmlns:w16cid="http://schemas.microsoft.com/office/word/2016/wordml/cid" xmlns:w16="http://schemas.microsoft.com/office/word/2018/wordml" xmlns:w16du="http://schemas.microsoft.com/office/word/2023/wordml/word16du" xmlns:w16sdtdh="http://schemas.microsoft.com/office/word/2020/wordml/sdtdatahash" xmlns:w16sdtfl="http://schemas.microsoft.com/office/word/2024/wordml/sdtformatlock" xmlns:w16se="http://schemas.microsoft.com/office/word/2015/wordml/symex" xmlns:wpg="http://schemas.microsoft.com/office/word/2010/wordprocessingGroup" xmlns:wpi="http://schemas.microsoft.com/office/word/2010/wordprocessingInk" xmlns:wne="http://schemas.microsoft.com/office/word/2006/wordml" xmlns:wps="http://schemas.microsoft.com/office/word/2010/wordprocessingShape" mc:Ignorable="w14 w15 w16se w16cid w16 w16cex w16sdtdh w16sdtfl w16du wp14">
   <w:footnote w:type="separator" w:id="-1">
     <w:p>
       <w:r>
@@ -1457,7 +1428,7 @@
 </file>
 
 <file path=word/numbering.xml><?xml version="1.0" encoding="utf-8"?>
-<w:numbering xmlns:wpc="http://schemas.microsoft.com/office/word/2010/wordprocessingCanvas" xmlns:cx="http://schemas.microsoft.com/office/drawing/2014/chartex" xmlns:cx1="http://schemas.microsoft.com/office/drawing/2015/9/8/chartex" xmlns:cx2="http://schemas.microsoft.com/office/drawing/2015/10/21/chartex" xmlns:cx3="http://schemas.microsoft.com/office/drawing/2016/5/9/chartex" xmlns:cx4="http://schemas.microsoft.com/office/drawing/2016/5/10/chartex" xmlns:cx5="http://schemas.microsoft.com/office/drawing/2016/5/11/chartex" xmlns:cx6="http://schemas.microsoft.com/office/drawing/2016/5/12/chartex" xmlns:cx7="http://schemas.microsoft.com/office/drawing/2016/5/13/chartex" xmlns:cx8="http://schemas.microsoft.com/office/drawing/2016/5/14/chartex" xmlns:mc="http://schemas.openxmlformats.org/markup-compatibility/2006" xmlns:aink="http://schemas.microsoft.com/office/drawing/2016/ink" xmlns:am3d="http://schemas.microsoft.com/office/drawing/2017/model3d" xmlns:o="urn:schemas-microsoft-com:office:office" xmlns:oel="http://schemas.microsoft.com/office/2019/extlst" xmlns:r="http://schemas.openxmlformats.org/officeDocument/2006/relationships" xmlns:m="http://schemas.openxmlformats.org/officeDocument/2006/math" xmlns:v="urn:schemas-microsoft-com:vml" xmlns:wp14="http://schemas.microsoft.com/office/word/2010/wordprocessingDrawing" xmlns:wp="http://schemas.openxmlformats.org/drawingml/2006/wordprocessingDrawing" xmlns:w10="urn:schemas-microsoft-com:office:word" xmlns:w="http://schemas.openxmlformats.org/wordprocessingml/2006/main" xmlns:w14="http://schemas.microsoft.com/office/word/2010/wordml" xmlns:w15="http://schemas.microsoft.com/office/word/2012/wordml" xmlns:w16cex="http://schemas.microsoft.com/office/word/2018/wordml/cex" xmlns:w16cid="http://schemas.microsoft.com/office/word/2016/wordml/cid" xmlns:w16="http://schemas.microsoft.com/office/word/2018/wordml" xmlns:w16du="http://schemas.microsoft.com/office/word/2023/wordml/word16du" xmlns:w16sdtdh="http://schemas.microsoft.com/office/word/2020/wordml/sdtdatahash" xmlns:w16se="http://schemas.microsoft.com/office/word/2015/wordml/symex" xmlns:wpg="http://schemas.microsoft.com/office/word/2010/wordprocessingGroup" xmlns:wpi="http://schemas.microsoft.com/office/word/2010/wordprocessingInk" xmlns:wne="http://schemas.microsoft.com/office/word/2006/wordml" xmlns:wps="http://schemas.microsoft.com/office/word/2010/wordprocessingShape" mc:Ignorable="w14 w15 w16se w16cid w16 w16cex w16sdtdh w16du wp14">
+<w:numbering xmlns:wpc="http://schemas.microsoft.com/office/word/2010/wordprocessingCanvas" xmlns:cx="http://schemas.microsoft.com/office/drawing/2014/chartex" xmlns:cx1="http://schemas.microsoft.com/office/drawing/2015/9/8/chartex" xmlns:cx2="http://schemas.microsoft.com/office/drawing/2015/10/21/chartex" xmlns:cx3="http://schemas.microsoft.com/office/drawing/2016/5/9/chartex" xmlns:cx4="http://schemas.microsoft.com/office/drawing/2016/5/10/chartex" xmlns:cx5="http://schemas.microsoft.com/office/drawing/2016/5/11/chartex" xmlns:cx6="http://schemas.microsoft.com/office/drawing/2016/5/12/chartex" xmlns:cx7="http://schemas.microsoft.com/office/drawing/2016/5/13/chartex" xmlns:cx8="http://schemas.microsoft.com/office/drawing/2016/5/14/chartex" xmlns:mc="http://schemas.openxmlformats.org/markup-compatibility/2006" xmlns:aink="http://schemas.microsoft.com/office/drawing/2016/ink" xmlns:am3d="http://schemas.microsoft.com/office/drawing/2017/model3d" xmlns:o="urn:schemas-microsoft-com:office:office" xmlns:oel="http://schemas.microsoft.com/office/2019/extlst" xmlns:r="http://schemas.openxmlformats.org/officeDocument/2006/relationships" xmlns:m="http://schemas.openxmlformats.org/officeDocument/2006/math" xmlns:v="urn:schemas-microsoft-com:vml" xmlns:wp14="http://schemas.microsoft.com/office/word/2010/wordprocessingDrawing" xmlns:wp="http://schemas.openxmlformats.org/drawingml/2006/wordprocessingDrawing" xmlns:w10="urn:schemas-microsoft-com:office:word" xmlns:w="http://schemas.openxmlformats.org/wordprocessingml/2006/main" xmlns:w14="http://schemas.microsoft.com/office/word/2010/wordml" xmlns:w15="http://schemas.microsoft.com/office/word/2012/wordml" xmlns:w16cex="http://schemas.microsoft.com/office/word/2018/wordml/cex" xmlns:w16cid="http://schemas.microsoft.com/office/word/2016/wordml/cid" xmlns:w16="http://schemas.microsoft.com/office/word/2018/wordml" xmlns:w16du="http://schemas.microsoft.com/office/word/2023/wordml/word16du" xmlns:w16sdtdh="http://schemas.microsoft.com/office/word/2020/wordml/sdtdatahash" xmlns:w16sdtfl="http://schemas.microsoft.com/office/word/2024/wordml/sdtformatlock" xmlns:w16se="http://schemas.microsoft.com/office/word/2015/wordml/symex" xmlns:wpg="http://schemas.microsoft.com/office/word/2010/wordprocessingGroup" xmlns:wpi="http://schemas.microsoft.com/office/word/2010/wordprocessingInk" xmlns:wne="http://schemas.microsoft.com/office/word/2006/wordml" xmlns:wps="http://schemas.microsoft.com/office/word/2010/wordprocessingShape" mc:Ignorable="w14 w15 w16se w16cid w16 w16cex w16sdtdh w16sdtfl w16du wp14">
   <w:abstractNum w:abstractNumId="0" w15:restartNumberingAfterBreak="0">
     <w:nsid w:val="03370CBE"/>
     <w:multiLevelType w:val="hybridMultilevel"/>
@@ -1571,14 +1542,14 @@
       </w:rPr>
     </w:lvl>
   </w:abstractNum>
-  <w:num w:numId="1" w16cid:durableId="882785415">
+  <w:num w:numId="1" w16cid:durableId="702249194">
     <w:abstractNumId w:val="0"/>
   </w:num>
 </w:numbering>
 </file>
 
 <file path=word/styles.xml><?xml version="1.0" encoding="utf-8"?>
-<w:styles xmlns:mc="http://schemas.openxmlformats.org/markup-compatibility/2006" xmlns:r="http://schemas.openxmlformats.org/officeDocument/2006/relationships" xmlns:w="http://schemas.openxmlformats.org/wordprocessingml/2006/main" xmlns:w14="http://schemas.microsoft.com/office/word/2010/wordml" xmlns:w15="http://schemas.microsoft.com/office/word/2012/wordml" xmlns:w16cex="http://schemas.microsoft.com/office/word/2018/wordml/cex" xmlns:w16cid="http://schemas.microsoft.com/office/word/2016/wordml/cid" xmlns:w16="http://schemas.microsoft.com/office/word/2018/wordml" xmlns:w16du="http://schemas.microsoft.com/office/word/2023/wordml/word16du" xmlns:w16sdtdh="http://schemas.microsoft.com/office/word/2020/wordml/sdtdatahash" xmlns:w16se="http://schemas.microsoft.com/office/word/2015/wordml/symex" mc:Ignorable="w14 w15 w16se w16cid w16 w16cex w16sdtdh w16du">
+<w:styles xmlns:mc="http://schemas.openxmlformats.org/markup-compatibility/2006" xmlns:r="http://schemas.openxmlformats.org/officeDocument/2006/relationships" xmlns:w="http://schemas.openxmlformats.org/wordprocessingml/2006/main" xmlns:w14="http://schemas.microsoft.com/office/word/2010/wordml" xmlns:w15="http://schemas.microsoft.com/office/word/2012/wordml" xmlns:w16cex="http://schemas.microsoft.com/office/word/2018/wordml/cex" xmlns:w16cid="http://schemas.microsoft.com/office/word/2016/wordml/cid" xmlns:w16="http://schemas.microsoft.com/office/word/2018/wordml" xmlns:w16du="http://schemas.microsoft.com/office/word/2023/wordml/word16du" xmlns:w16sdtdh="http://schemas.microsoft.com/office/word/2020/wordml/sdtdatahash" xmlns:w16sdtfl="http://schemas.microsoft.com/office/word/2024/wordml/sdtformatlock" xmlns:w16se="http://schemas.microsoft.com/office/word/2015/wordml/symex" mc:Ignorable="w14 w15 w16se w16cid w16 w16cex w16sdtdh w16sdtfl w16du">
   <w:docDefaults>
     <w:rPrDefault>
       <w:rPr>
@@ -2489,7 +2460,7 @@
 </file>
 
 <file path=customXml/itemProps1.xml><?xml version="1.0" encoding="utf-8"?>
-<ds:datastoreItem xmlns:ds="http://schemas.openxmlformats.org/officeDocument/2006/customXml" ds:itemID="{A777CE50-B7F7-46AC-8184-42C23BC6D67C}">
+<ds:datastoreItem xmlns:ds="http://schemas.openxmlformats.org/officeDocument/2006/customXml" ds:itemID="{F197774E-E582-41B5-9170-D672452769C8}">
   <ds:schemaRefs>
     <ds:schemaRef ds:uri="http://schemas.openxmlformats.org/officeDocument/2006/bibliography"/>
   </ds:schemaRefs>
